--- a/Manuscript/tables-figures/table3.docx
+++ b/Manuscript/tables-figures/table3.docx
@@ -10,6 +10,16 @@
     <w:p>
       <w:pPr>
         <w:pStyle w:val="TableCaption"/>
+        <w:jc w:val="center"/>
+        <w:keepNext/>
+        <w:pBdr>
+          <w:bottom w:val="none" w:sz="0" w:space="0" w:color="000000"/>
+          <w:top w:val="none" w:sz="0" w:space="0" w:color="000000"/>
+          <w:left w:val="none" w:sz="0" w:space="0" w:color="000000"/>
+          <w:right w:val="none" w:sz="0" w:space="0" w:color="000000"/>
+        </w:pBdr>
+        <w:spacing w:after="60" w:before="60" w:line="240"/>
+        <w:ind w:left="60" w:right="60" w:firstLine="0" w:firstLineChars="0"/>
       </w:pPr>
       <w:r>
         <w:t xml:space="preserve">Table 3: Effect size measures and interpretation by statistical test.</w:t>
@@ -19,11 +29,11 @@
       <w:tblPr>
         <w:tblLayout w:type="autofit"/>
         <w:jc w:val="center"/>
+        <w:tblW w:type="pct" w:w="5000"/>
         <w:tblLook w:firstRow="1" w:lastRow="0" w:firstColumn="0" w:lastColumn="0" w:noHBand="0" w:noVBand="1"/>
       </w:tblPr>
       <w:tr>
         <w:trPr>
-          <w:cantSplit/>
           <w:trHeight w:val="360" w:hRule="auto"/>
           <w:tblHeader/>
         </w:trPr>
@@ -31,32 +41,40 @@
         <w:tc>
           <w:tcPr>
             <w:tcBorders>
-              <w:bottom w:val="single" w:sz="16" w:space="0" w:color="666666"/>
-              <w:top w:val="single" w:sz="16" w:space="0" w:color="666666"/>
-              <w:left w:val="none" w:sz="0" w:space="0" w:color="000000"/>
-              <w:right w:val="none" w:sz="0" w:space="0" w:color="000000"/>
-            </w:tcBorders>
-            <w:shd w:val="clear" w:color="auto" w:fill="FFFFFF"/>
-            <w:tcMar>
-              <w:top w:w="0" w:type="dxa"/>
-              <w:bottom w:w="0" w:type="dxa"/>
-              <w:left w:w="0" w:type="dxa"/>
-              <w:right w:w="0" w:type="dxa"/>
-            </w:tcMar>
-            <w:vAlign w:val="center"/>
-          </w:tcPr>
-          <w:p>
-            <w:pPr>
-              <w:jc w:val="left"/>
-              <w:keepNext/>
-              <w:pBdr>
-                <w:bottom w:val="none" w:sz="0" w:space="0" w:color="000000"/>
-                <w:top w:val="none" w:sz="0" w:space="0" w:color="000000"/>
-                <w:left w:val="none" w:sz="0" w:space="0" w:color="000000"/>
-                <w:right w:val="none" w:sz="0" w:space="0" w:color="000000"/>
-              </w:pBdr>
-              <w:spacing w:after="100" w:before="100" w:line="240"/>
-              <w:ind w:firstLine="0" w:left="100" w:right="100"/>
+              <w:bottom w:val="single" w:sz="12" w:space="0" w:color="666666"/>
+              <w:top w:val="single" w:sz="12" w:space="0" w:color="666666"/>
+              <w:left w:val="none" w:sz="0" w:space="0" w:color="000000"/>
+              <w:right w:val="none" w:sz="0" w:space="0" w:color="000000"/>
+            </w:tcBorders>
+            <w:shd w:val="clear" w:color="auto" w:fill="FFFFFF"/>
+            <w:tcMar>
+              <w:top w:w="0" w:type="dxa"/>
+              <w:bottom w:w="0" w:type="dxa"/>
+              <w:left w:w="0" w:type="dxa"/>
+              <w:right w:w="0" w:type="dxa"/>
+            </w:tcMar>
+            <w:vAlign w:val="center"/>
+          </w:tcPr>
+          <w:p>
+            <w:pPr>
+              <w:jc w:val="left"/>
+              <w:pBdr>
+                <w:bottom w:val="none" w:sz="0" w:space="0" w:color="000000"/>
+                <w:top w:val="none" w:sz="0" w:space="0" w:color="000000"/>
+                <w:left w:val="none" w:sz="0" w:space="0" w:color="000000"/>
+                <w:right w:val="none" w:sz="0" w:space="0" w:color="000000"/>
+              </w:pBdr>
+              <w:spacing w:after="100" w:before="100" w:line="240"/>
+              <w:ind w:left="100" w:right="100" w:firstLine="0" w:firstLineChars="0"/>
+              <w:rPr>
+                <w:rFonts w:ascii="Times New Roman" w:hAnsi="Helvetica" w:eastAsia="Helvetica" w:cs="Helvetica"/>
+                <w:i w:val="false"/>
+                <w:b w:val="false"/>
+                <w:u w:val="none"/>
+                <w:sz w:val="22"/>
+                <w:szCs w:val="22"/>
+                <w:color w:val="000000"/>
+              </w:rPr>
             </w:pPr>
             <w:r>
               <w:rPr>
@@ -75,32 +93,40 @@
         <w:tc>
           <w:tcPr>
             <w:tcBorders>
-              <w:bottom w:val="single" w:sz="16" w:space="0" w:color="666666"/>
-              <w:top w:val="single" w:sz="16" w:space="0" w:color="666666"/>
-              <w:left w:val="none" w:sz="0" w:space="0" w:color="000000"/>
-              <w:right w:val="none" w:sz="0" w:space="0" w:color="000000"/>
-            </w:tcBorders>
-            <w:shd w:val="clear" w:color="auto" w:fill="FFFFFF"/>
-            <w:tcMar>
-              <w:top w:w="0" w:type="dxa"/>
-              <w:bottom w:w="0" w:type="dxa"/>
-              <w:left w:w="0" w:type="dxa"/>
-              <w:right w:w="0" w:type="dxa"/>
-            </w:tcMar>
-            <w:vAlign w:val="center"/>
-          </w:tcPr>
-          <w:p>
-            <w:pPr>
-              <w:jc w:val="left"/>
-              <w:keepNext/>
-              <w:pBdr>
-                <w:bottom w:val="none" w:sz="0" w:space="0" w:color="000000"/>
-                <w:top w:val="none" w:sz="0" w:space="0" w:color="000000"/>
-                <w:left w:val="none" w:sz="0" w:space="0" w:color="000000"/>
-                <w:right w:val="none" w:sz="0" w:space="0" w:color="000000"/>
-              </w:pBdr>
-              <w:spacing w:after="100" w:before="100" w:line="240"/>
-              <w:ind w:firstLine="0" w:left="100" w:right="100"/>
+              <w:bottom w:val="single" w:sz="12" w:space="0" w:color="666666"/>
+              <w:top w:val="single" w:sz="12" w:space="0" w:color="666666"/>
+              <w:left w:val="none" w:sz="0" w:space="0" w:color="000000"/>
+              <w:right w:val="none" w:sz="0" w:space="0" w:color="000000"/>
+            </w:tcBorders>
+            <w:shd w:val="clear" w:color="auto" w:fill="FFFFFF"/>
+            <w:tcMar>
+              <w:top w:w="0" w:type="dxa"/>
+              <w:bottom w:w="0" w:type="dxa"/>
+              <w:left w:w="0" w:type="dxa"/>
+              <w:right w:w="0" w:type="dxa"/>
+            </w:tcMar>
+            <w:vAlign w:val="center"/>
+          </w:tcPr>
+          <w:p>
+            <w:pPr>
+              <w:jc w:val="left"/>
+              <w:pBdr>
+                <w:bottom w:val="none" w:sz="0" w:space="0" w:color="000000"/>
+                <w:top w:val="none" w:sz="0" w:space="0" w:color="000000"/>
+                <w:left w:val="none" w:sz="0" w:space="0" w:color="000000"/>
+                <w:right w:val="none" w:sz="0" w:space="0" w:color="000000"/>
+              </w:pBdr>
+              <w:spacing w:after="100" w:before="100" w:line="240"/>
+              <w:ind w:left="100" w:right="100" w:firstLine="0" w:firstLineChars="0"/>
+              <w:rPr>
+                <w:rFonts w:ascii="Times New Roman" w:hAnsi="Helvetica" w:eastAsia="Helvetica" w:cs="Helvetica"/>
+                <w:i w:val="false"/>
+                <w:b w:val="false"/>
+                <w:u w:val="none"/>
+                <w:sz w:val="22"/>
+                <w:szCs w:val="22"/>
+                <w:color w:val="000000"/>
+              </w:rPr>
             </w:pPr>
             <w:r>
               <w:rPr>
@@ -119,32 +145,40 @@
         <w:tc>
           <w:tcPr>
             <w:tcBorders>
-              <w:bottom w:val="single" w:sz="16" w:space="0" w:color="666666"/>
-              <w:top w:val="single" w:sz="16" w:space="0" w:color="666666"/>
-              <w:left w:val="none" w:sz="0" w:space="0" w:color="000000"/>
-              <w:right w:val="none" w:sz="0" w:space="0" w:color="000000"/>
-            </w:tcBorders>
-            <w:shd w:val="clear" w:color="auto" w:fill="FFFFFF"/>
-            <w:tcMar>
-              <w:top w:w="0" w:type="dxa"/>
-              <w:bottom w:w="0" w:type="dxa"/>
-              <w:left w:w="0" w:type="dxa"/>
-              <w:right w:w="0" w:type="dxa"/>
-            </w:tcMar>
-            <w:vAlign w:val="center"/>
-          </w:tcPr>
-          <w:p>
-            <w:pPr>
-              <w:jc w:val="left"/>
-              <w:keepNext/>
-              <w:pBdr>
-                <w:bottom w:val="none" w:sz="0" w:space="0" w:color="000000"/>
-                <w:top w:val="none" w:sz="0" w:space="0" w:color="000000"/>
-                <w:left w:val="none" w:sz="0" w:space="0" w:color="000000"/>
-                <w:right w:val="none" w:sz="0" w:space="0" w:color="000000"/>
-              </w:pBdr>
-              <w:spacing w:after="100" w:before="100" w:line="240"/>
-              <w:ind w:firstLine="0" w:left="100" w:right="100"/>
+              <w:bottom w:val="single" w:sz="12" w:space="0" w:color="666666"/>
+              <w:top w:val="single" w:sz="12" w:space="0" w:color="666666"/>
+              <w:left w:val="none" w:sz="0" w:space="0" w:color="000000"/>
+              <w:right w:val="none" w:sz="0" w:space="0" w:color="000000"/>
+            </w:tcBorders>
+            <w:shd w:val="clear" w:color="auto" w:fill="FFFFFF"/>
+            <w:tcMar>
+              <w:top w:w="0" w:type="dxa"/>
+              <w:bottom w:w="0" w:type="dxa"/>
+              <w:left w:w="0" w:type="dxa"/>
+              <w:right w:w="0" w:type="dxa"/>
+            </w:tcMar>
+            <w:vAlign w:val="center"/>
+          </w:tcPr>
+          <w:p>
+            <w:pPr>
+              <w:jc w:val="left"/>
+              <w:pBdr>
+                <w:bottom w:val="none" w:sz="0" w:space="0" w:color="000000"/>
+                <w:top w:val="none" w:sz="0" w:space="0" w:color="000000"/>
+                <w:left w:val="none" w:sz="0" w:space="0" w:color="000000"/>
+                <w:right w:val="none" w:sz="0" w:space="0" w:color="000000"/>
+              </w:pBdr>
+              <w:spacing w:after="100" w:before="100" w:line="240"/>
+              <w:ind w:left="100" w:right="100" w:firstLine="0" w:firstLineChars="0"/>
+              <w:rPr>
+                <w:rFonts w:ascii="Times New Roman" w:hAnsi="Helvetica" w:eastAsia="Helvetica" w:cs="Helvetica"/>
+                <w:i w:val="false"/>
+                <w:b w:val="false"/>
+                <w:u w:val="none"/>
+                <w:sz w:val="22"/>
+                <w:szCs w:val="22"/>
+                <w:color w:val="000000"/>
+              </w:rPr>
             </w:pPr>
             <w:r>
               <w:rPr>
@@ -163,32 +197,40 @@
         <w:tc>
           <w:tcPr>
             <w:tcBorders>
-              <w:bottom w:val="single" w:sz="16" w:space="0" w:color="666666"/>
-              <w:top w:val="single" w:sz="16" w:space="0" w:color="666666"/>
-              <w:left w:val="none" w:sz="0" w:space="0" w:color="000000"/>
-              <w:right w:val="none" w:sz="0" w:space="0" w:color="000000"/>
-            </w:tcBorders>
-            <w:shd w:val="clear" w:color="auto" w:fill="FFFFFF"/>
-            <w:tcMar>
-              <w:top w:w="0" w:type="dxa"/>
-              <w:bottom w:w="0" w:type="dxa"/>
-              <w:left w:w="0" w:type="dxa"/>
-              <w:right w:w="0" w:type="dxa"/>
-            </w:tcMar>
-            <w:vAlign w:val="center"/>
-          </w:tcPr>
-          <w:p>
-            <w:pPr>
-              <w:jc w:val="left"/>
-              <w:keepNext/>
-              <w:pBdr>
-                <w:bottom w:val="none" w:sz="0" w:space="0" w:color="000000"/>
-                <w:top w:val="none" w:sz="0" w:space="0" w:color="000000"/>
-                <w:left w:val="none" w:sz="0" w:space="0" w:color="000000"/>
-                <w:right w:val="none" w:sz="0" w:space="0" w:color="000000"/>
-              </w:pBdr>
-              <w:spacing w:after="100" w:before="100" w:line="240"/>
-              <w:ind w:firstLine="0" w:left="100" w:right="100"/>
+              <w:bottom w:val="single" w:sz="12" w:space="0" w:color="666666"/>
+              <w:top w:val="single" w:sz="12" w:space="0" w:color="666666"/>
+              <w:left w:val="none" w:sz="0" w:space="0" w:color="000000"/>
+              <w:right w:val="none" w:sz="0" w:space="0" w:color="000000"/>
+            </w:tcBorders>
+            <w:shd w:val="clear" w:color="auto" w:fill="FFFFFF"/>
+            <w:tcMar>
+              <w:top w:w="0" w:type="dxa"/>
+              <w:bottom w:w="0" w:type="dxa"/>
+              <w:left w:w="0" w:type="dxa"/>
+              <w:right w:w="0" w:type="dxa"/>
+            </w:tcMar>
+            <w:vAlign w:val="center"/>
+          </w:tcPr>
+          <w:p>
+            <w:pPr>
+              <w:jc w:val="left"/>
+              <w:pBdr>
+                <w:bottom w:val="none" w:sz="0" w:space="0" w:color="000000"/>
+                <w:top w:val="none" w:sz="0" w:space="0" w:color="000000"/>
+                <w:left w:val="none" w:sz="0" w:space="0" w:color="000000"/>
+                <w:right w:val="none" w:sz="0" w:space="0" w:color="000000"/>
+              </w:pBdr>
+              <w:spacing w:after="100" w:before="100" w:line="240"/>
+              <w:ind w:left="100" w:right="100" w:firstLine="0" w:firstLineChars="0"/>
+              <w:rPr>
+                <w:rFonts w:ascii="Times New Roman" w:hAnsi="Helvetica" w:eastAsia="Helvetica" w:cs="Helvetica"/>
+                <w:i w:val="false"/>
+                <w:b w:val="false"/>
+                <w:u w:val="none"/>
+                <w:sz w:val="22"/>
+                <w:szCs w:val="22"/>
+                <w:color w:val="000000"/>
+              </w:rPr>
             </w:pPr>
             <w:r>
               <w:rPr>
@@ -207,32 +249,40 @@
         <w:tc>
           <w:tcPr>
             <w:tcBorders>
-              <w:bottom w:val="single" w:sz="16" w:space="0" w:color="666666"/>
-              <w:top w:val="single" w:sz="16" w:space="0" w:color="666666"/>
-              <w:left w:val="none" w:sz="0" w:space="0" w:color="000000"/>
-              <w:right w:val="none" w:sz="0" w:space="0" w:color="000000"/>
-            </w:tcBorders>
-            <w:shd w:val="clear" w:color="auto" w:fill="FFFFFF"/>
-            <w:tcMar>
-              <w:top w:w="0" w:type="dxa"/>
-              <w:bottom w:w="0" w:type="dxa"/>
-              <w:left w:w="0" w:type="dxa"/>
-              <w:right w:w="0" w:type="dxa"/>
-            </w:tcMar>
-            <w:vAlign w:val="center"/>
-          </w:tcPr>
-          <w:p>
-            <w:pPr>
-              <w:jc w:val="left"/>
-              <w:keepNext/>
-              <w:pBdr>
-                <w:bottom w:val="none" w:sz="0" w:space="0" w:color="000000"/>
-                <w:top w:val="none" w:sz="0" w:space="0" w:color="000000"/>
-                <w:left w:val="none" w:sz="0" w:space="0" w:color="000000"/>
-                <w:right w:val="none" w:sz="0" w:space="0" w:color="000000"/>
-              </w:pBdr>
-              <w:spacing w:after="100" w:before="100" w:line="240"/>
-              <w:ind w:firstLine="0" w:left="100" w:right="100"/>
+              <w:bottom w:val="single" w:sz="12" w:space="0" w:color="666666"/>
+              <w:top w:val="single" w:sz="12" w:space="0" w:color="666666"/>
+              <w:left w:val="none" w:sz="0" w:space="0" w:color="000000"/>
+              <w:right w:val="none" w:sz="0" w:space="0" w:color="000000"/>
+            </w:tcBorders>
+            <w:shd w:val="clear" w:color="auto" w:fill="FFFFFF"/>
+            <w:tcMar>
+              <w:top w:w="0" w:type="dxa"/>
+              <w:bottom w:w="0" w:type="dxa"/>
+              <w:left w:w="0" w:type="dxa"/>
+              <w:right w:w="0" w:type="dxa"/>
+            </w:tcMar>
+            <w:vAlign w:val="center"/>
+          </w:tcPr>
+          <w:p>
+            <w:pPr>
+              <w:jc w:val="left"/>
+              <w:pBdr>
+                <w:bottom w:val="none" w:sz="0" w:space="0" w:color="000000"/>
+                <w:top w:val="none" w:sz="0" w:space="0" w:color="000000"/>
+                <w:left w:val="none" w:sz="0" w:space="0" w:color="000000"/>
+                <w:right w:val="none" w:sz="0" w:space="0" w:color="000000"/>
+              </w:pBdr>
+              <w:spacing w:after="100" w:before="100" w:line="240"/>
+              <w:ind w:left="100" w:right="100" w:firstLine="0" w:firstLineChars="0"/>
+              <w:rPr>
+                <w:rFonts w:ascii="Times New Roman" w:hAnsi="Helvetica" w:eastAsia="Helvetica" w:cs="Helvetica"/>
+                <w:i w:val="false"/>
+                <w:b w:val="false"/>
+                <w:u w:val="none"/>
+                <w:sz w:val="22"/>
+                <w:szCs w:val="22"/>
+                <w:color w:val="000000"/>
+              </w:rPr>
             </w:pPr>
             <w:r>
               <w:rPr>
@@ -251,7 +301,6 @@
       </w:tr>
       <w:tr>
         <w:trPr>
-          <w:cantSplit/>
           <w:trHeight w:val="360" w:hRule="auto"/>
         </w:trPr>
         body1
@@ -259,31 +308,39 @@
           <w:tcPr>
             <w:tcBorders>
               <w:bottom w:val="none" w:sz="0" w:space="0" w:color="000000"/>
-              <w:top w:val="none" w:sz="0" w:space="0" w:color="000000"/>
-              <w:left w:val="none" w:sz="0" w:space="0" w:color="000000"/>
-              <w:right w:val="none" w:sz="0" w:space="0" w:color="000000"/>
-            </w:tcBorders>
-            <w:shd w:val="clear" w:color="auto" w:fill="FFFFFF"/>
-            <w:tcMar>
-              <w:top w:w="0" w:type="dxa"/>
-              <w:bottom w:w="0" w:type="dxa"/>
-              <w:left w:w="0" w:type="dxa"/>
-              <w:right w:w="0" w:type="dxa"/>
-            </w:tcMar>
-            <w:vAlign w:val="center"/>
-          </w:tcPr>
-          <w:p>
-            <w:pPr>
-              <w:jc w:val="left"/>
-              <w:keepNext/>
-              <w:pBdr>
-                <w:bottom w:val="none" w:sz="0" w:space="0" w:color="000000"/>
-                <w:top w:val="none" w:sz="0" w:space="0" w:color="000000"/>
-                <w:left w:val="none" w:sz="0" w:space="0" w:color="000000"/>
-                <w:right w:val="none" w:sz="0" w:space="0" w:color="000000"/>
-              </w:pBdr>
-              <w:spacing w:after="100" w:before="100" w:line="240"/>
-              <w:ind w:firstLine="0" w:left="100" w:right="100"/>
+              <w:top w:val="single" w:sz="12" w:space="0" w:color="666666"/>
+              <w:left w:val="none" w:sz="0" w:space="0" w:color="000000"/>
+              <w:right w:val="none" w:sz="0" w:space="0" w:color="000000"/>
+            </w:tcBorders>
+            <w:shd w:val="clear" w:color="auto" w:fill="FFFFFF"/>
+            <w:tcMar>
+              <w:top w:w="0" w:type="dxa"/>
+              <w:bottom w:w="0" w:type="dxa"/>
+              <w:left w:w="0" w:type="dxa"/>
+              <w:right w:w="0" w:type="dxa"/>
+            </w:tcMar>
+            <w:vAlign w:val="center"/>
+          </w:tcPr>
+          <w:p>
+            <w:pPr>
+              <w:jc w:val="left"/>
+              <w:pBdr>
+                <w:bottom w:val="none" w:sz="0" w:space="0" w:color="000000"/>
+                <w:top w:val="none" w:sz="0" w:space="0" w:color="000000"/>
+                <w:left w:val="none" w:sz="0" w:space="0" w:color="000000"/>
+                <w:right w:val="none" w:sz="0" w:space="0" w:color="000000"/>
+              </w:pBdr>
+              <w:spacing w:after="100" w:before="100" w:line="240"/>
+              <w:ind w:left="100" w:right="100" w:firstLine="0" w:firstLineChars="0"/>
+              <w:rPr>
+                <w:rFonts w:ascii="Times New Roman" w:hAnsi="Helvetica" w:eastAsia="Helvetica" w:cs="Helvetica"/>
+                <w:i w:val="false"/>
+                <w:b w:val="false"/>
+                <w:u w:val="none"/>
+                <w:sz w:val="22"/>
+                <w:szCs w:val="22"/>
+                <w:color w:val="000000"/>
+              </w:rPr>
             </w:pPr>
             <w:r>
               <w:rPr>
@@ -303,31 +360,39 @@
           <w:tcPr>
             <w:tcBorders>
               <w:bottom w:val="none" w:sz="0" w:space="0" w:color="000000"/>
-              <w:top w:val="none" w:sz="0" w:space="0" w:color="000000"/>
-              <w:left w:val="none" w:sz="0" w:space="0" w:color="000000"/>
-              <w:right w:val="none" w:sz="0" w:space="0" w:color="000000"/>
-            </w:tcBorders>
-            <w:shd w:val="clear" w:color="auto" w:fill="FFFFFF"/>
-            <w:tcMar>
-              <w:top w:w="0" w:type="dxa"/>
-              <w:bottom w:w="0" w:type="dxa"/>
-              <w:left w:w="0" w:type="dxa"/>
-              <w:right w:w="0" w:type="dxa"/>
-            </w:tcMar>
-            <w:vAlign w:val="center"/>
-          </w:tcPr>
-          <w:p>
-            <w:pPr>
-              <w:jc w:val="left"/>
-              <w:keepNext/>
-              <w:pBdr>
-                <w:bottom w:val="none" w:sz="0" w:space="0" w:color="000000"/>
-                <w:top w:val="none" w:sz="0" w:space="0" w:color="000000"/>
-                <w:left w:val="none" w:sz="0" w:space="0" w:color="000000"/>
-                <w:right w:val="none" w:sz="0" w:space="0" w:color="000000"/>
-              </w:pBdr>
-              <w:spacing w:after="100" w:before="100" w:line="240"/>
-              <w:ind w:firstLine="0" w:left="100" w:right="100"/>
+              <w:top w:val="single" w:sz="12" w:space="0" w:color="666666"/>
+              <w:left w:val="none" w:sz="0" w:space="0" w:color="000000"/>
+              <w:right w:val="none" w:sz="0" w:space="0" w:color="000000"/>
+            </w:tcBorders>
+            <w:shd w:val="clear" w:color="auto" w:fill="FFFFFF"/>
+            <w:tcMar>
+              <w:top w:w="0" w:type="dxa"/>
+              <w:bottom w:w="0" w:type="dxa"/>
+              <w:left w:w="0" w:type="dxa"/>
+              <w:right w:w="0" w:type="dxa"/>
+            </w:tcMar>
+            <w:vAlign w:val="center"/>
+          </w:tcPr>
+          <w:p>
+            <w:pPr>
+              <w:jc w:val="left"/>
+              <w:pBdr>
+                <w:bottom w:val="none" w:sz="0" w:space="0" w:color="000000"/>
+                <w:top w:val="none" w:sz="0" w:space="0" w:color="000000"/>
+                <w:left w:val="none" w:sz="0" w:space="0" w:color="000000"/>
+                <w:right w:val="none" w:sz="0" w:space="0" w:color="000000"/>
+              </w:pBdr>
+              <w:spacing w:after="100" w:before="100" w:line="240"/>
+              <w:ind w:left="100" w:right="100" w:firstLine="0" w:firstLineChars="0"/>
+              <w:rPr>
+                <w:rFonts w:ascii="Times New Roman" w:hAnsi="Helvetica" w:eastAsia="Helvetica" w:cs="Helvetica"/>
+                <w:i w:val="false"/>
+                <w:b w:val="false"/>
+                <w:u w:val="none"/>
+                <w:sz w:val="22"/>
+                <w:szCs w:val="22"/>
+                <w:color w:val="000000"/>
+              </w:rPr>
             </w:pPr>
             <w:r>
               <w:rPr>
@@ -371,31 +436,39 @@
           <w:tcPr>
             <w:tcBorders>
               <w:bottom w:val="none" w:sz="0" w:space="0" w:color="000000"/>
-              <w:top w:val="none" w:sz="0" w:space="0" w:color="000000"/>
-              <w:left w:val="none" w:sz="0" w:space="0" w:color="000000"/>
-              <w:right w:val="none" w:sz="0" w:space="0" w:color="000000"/>
-            </w:tcBorders>
-            <w:shd w:val="clear" w:color="auto" w:fill="FFFFFF"/>
-            <w:tcMar>
-              <w:top w:w="0" w:type="dxa"/>
-              <w:bottom w:w="0" w:type="dxa"/>
-              <w:left w:w="0" w:type="dxa"/>
-              <w:right w:w="0" w:type="dxa"/>
-            </w:tcMar>
-            <w:vAlign w:val="center"/>
-          </w:tcPr>
-          <w:p>
-            <w:pPr>
-              <w:jc w:val="left"/>
-              <w:keepNext/>
-              <w:pBdr>
-                <w:bottom w:val="none" w:sz="0" w:space="0" w:color="000000"/>
-                <w:top w:val="none" w:sz="0" w:space="0" w:color="000000"/>
-                <w:left w:val="none" w:sz="0" w:space="0" w:color="000000"/>
-                <w:right w:val="none" w:sz="0" w:space="0" w:color="000000"/>
-              </w:pBdr>
-              <w:spacing w:after="100" w:before="100" w:line="240"/>
-              <w:ind w:firstLine="0" w:left="100" w:right="100"/>
+              <w:top w:val="single" w:sz="12" w:space="0" w:color="666666"/>
+              <w:left w:val="none" w:sz="0" w:space="0" w:color="000000"/>
+              <w:right w:val="none" w:sz="0" w:space="0" w:color="000000"/>
+            </w:tcBorders>
+            <w:shd w:val="clear" w:color="auto" w:fill="FFFFFF"/>
+            <w:tcMar>
+              <w:top w:w="0" w:type="dxa"/>
+              <w:bottom w:w="0" w:type="dxa"/>
+              <w:left w:w="0" w:type="dxa"/>
+              <w:right w:w="0" w:type="dxa"/>
+            </w:tcMar>
+            <w:vAlign w:val="center"/>
+          </w:tcPr>
+          <w:p>
+            <w:pPr>
+              <w:jc w:val="left"/>
+              <w:pBdr>
+                <w:bottom w:val="none" w:sz="0" w:space="0" w:color="000000"/>
+                <w:top w:val="none" w:sz="0" w:space="0" w:color="000000"/>
+                <w:left w:val="none" w:sz="0" w:space="0" w:color="000000"/>
+                <w:right w:val="none" w:sz="0" w:space="0" w:color="000000"/>
+              </w:pBdr>
+              <w:spacing w:after="100" w:before="100" w:line="240"/>
+              <w:ind w:left="100" w:right="100" w:firstLine="0" w:firstLineChars="0"/>
+              <w:rPr>
+                <w:rFonts w:ascii="Times New Roman" w:hAnsi="Helvetica" w:eastAsia="Helvetica" w:cs="Helvetica"/>
+                <w:i w:val="false"/>
+                <w:b w:val="false"/>
+                <w:u w:val="none"/>
+                <w:sz w:val="22"/>
+                <w:szCs w:val="22"/>
+                <w:color w:val="000000"/>
+              </w:rPr>
             </w:pPr>
             <w:r>
               <w:rPr>
@@ -415,31 +488,39 @@
           <w:tcPr>
             <w:tcBorders>
               <w:bottom w:val="none" w:sz="0" w:space="0" w:color="000000"/>
-              <w:top w:val="none" w:sz="0" w:space="0" w:color="000000"/>
-              <w:left w:val="none" w:sz="0" w:space="0" w:color="000000"/>
-              <w:right w:val="none" w:sz="0" w:space="0" w:color="000000"/>
-            </w:tcBorders>
-            <w:shd w:val="clear" w:color="auto" w:fill="FFFFFF"/>
-            <w:tcMar>
-              <w:top w:w="0" w:type="dxa"/>
-              <w:bottom w:w="0" w:type="dxa"/>
-              <w:left w:w="0" w:type="dxa"/>
-              <w:right w:w="0" w:type="dxa"/>
-            </w:tcMar>
-            <w:vAlign w:val="center"/>
-          </w:tcPr>
-          <w:p>
-            <w:pPr>
-              <w:jc w:val="left"/>
-              <w:keepNext/>
-              <w:pBdr>
-                <w:bottom w:val="none" w:sz="0" w:space="0" w:color="000000"/>
-                <w:top w:val="none" w:sz="0" w:space="0" w:color="000000"/>
-                <w:left w:val="none" w:sz="0" w:space="0" w:color="000000"/>
-                <w:right w:val="none" w:sz="0" w:space="0" w:color="000000"/>
-              </w:pBdr>
-              <w:spacing w:after="100" w:before="100" w:line="240"/>
-              <w:ind w:firstLine="0" w:left="100" w:right="100"/>
+              <w:top w:val="single" w:sz="12" w:space="0" w:color="666666"/>
+              <w:left w:val="none" w:sz="0" w:space="0" w:color="000000"/>
+              <w:right w:val="none" w:sz="0" w:space="0" w:color="000000"/>
+            </w:tcBorders>
+            <w:shd w:val="clear" w:color="auto" w:fill="FFFFFF"/>
+            <w:tcMar>
+              <w:top w:w="0" w:type="dxa"/>
+              <w:bottom w:w="0" w:type="dxa"/>
+              <w:left w:w="0" w:type="dxa"/>
+              <w:right w:w="0" w:type="dxa"/>
+            </w:tcMar>
+            <w:vAlign w:val="center"/>
+          </w:tcPr>
+          <w:p>
+            <w:pPr>
+              <w:jc w:val="left"/>
+              <w:pBdr>
+                <w:bottom w:val="none" w:sz="0" w:space="0" w:color="000000"/>
+                <w:top w:val="none" w:sz="0" w:space="0" w:color="000000"/>
+                <w:left w:val="none" w:sz="0" w:space="0" w:color="000000"/>
+                <w:right w:val="none" w:sz="0" w:space="0" w:color="000000"/>
+              </w:pBdr>
+              <w:spacing w:after="100" w:before="100" w:line="240"/>
+              <w:ind w:left="100" w:right="100" w:firstLine="0" w:firstLineChars="0"/>
+              <w:rPr>
+                <w:rFonts w:ascii="Times New Roman" w:hAnsi="Helvetica" w:eastAsia="Helvetica" w:cs="Helvetica"/>
+                <w:i w:val="false"/>
+                <w:b w:val="false"/>
+                <w:u w:val="none"/>
+                <w:sz w:val="22"/>
+                <w:szCs w:val="22"/>
+                <w:color w:val="000000"/>
+              </w:rPr>
             </w:pPr>
             <w:r>
               <w:rPr>
@@ -459,31 +540,39 @@
           <w:tcPr>
             <w:tcBorders>
               <w:bottom w:val="none" w:sz="0" w:space="0" w:color="000000"/>
-              <w:top w:val="none" w:sz="0" w:space="0" w:color="000000"/>
-              <w:left w:val="none" w:sz="0" w:space="0" w:color="000000"/>
-              <w:right w:val="none" w:sz="0" w:space="0" w:color="000000"/>
-            </w:tcBorders>
-            <w:shd w:val="clear" w:color="auto" w:fill="FFFFFF"/>
-            <w:tcMar>
-              <w:top w:w="0" w:type="dxa"/>
-              <w:bottom w:w="0" w:type="dxa"/>
-              <w:left w:w="0" w:type="dxa"/>
-              <w:right w:w="0" w:type="dxa"/>
-            </w:tcMar>
-            <w:vAlign w:val="center"/>
-          </w:tcPr>
-          <w:p>
-            <w:pPr>
-              <w:jc w:val="left"/>
-              <w:keepNext/>
-              <w:pBdr>
-                <w:bottom w:val="none" w:sz="0" w:space="0" w:color="000000"/>
-                <w:top w:val="none" w:sz="0" w:space="0" w:color="000000"/>
-                <w:left w:val="none" w:sz="0" w:space="0" w:color="000000"/>
-                <w:right w:val="none" w:sz="0" w:space="0" w:color="000000"/>
-              </w:pBdr>
-              <w:spacing w:after="100" w:before="100" w:line="240"/>
-              <w:ind w:firstLine="0" w:left="100" w:right="100"/>
+              <w:top w:val="single" w:sz="12" w:space="0" w:color="666666"/>
+              <w:left w:val="none" w:sz="0" w:space="0" w:color="000000"/>
+              <w:right w:val="none" w:sz="0" w:space="0" w:color="000000"/>
+            </w:tcBorders>
+            <w:shd w:val="clear" w:color="auto" w:fill="FFFFFF"/>
+            <w:tcMar>
+              <w:top w:w="0" w:type="dxa"/>
+              <w:bottom w:w="0" w:type="dxa"/>
+              <w:left w:w="0" w:type="dxa"/>
+              <w:right w:w="0" w:type="dxa"/>
+            </w:tcMar>
+            <w:vAlign w:val="center"/>
+          </w:tcPr>
+          <w:p>
+            <w:pPr>
+              <w:jc w:val="left"/>
+              <w:pBdr>
+                <w:bottom w:val="none" w:sz="0" w:space="0" w:color="000000"/>
+                <w:top w:val="none" w:sz="0" w:space="0" w:color="000000"/>
+                <w:left w:val="none" w:sz="0" w:space="0" w:color="000000"/>
+                <w:right w:val="none" w:sz="0" w:space="0" w:color="000000"/>
+              </w:pBdr>
+              <w:spacing w:after="100" w:before="100" w:line="240"/>
+              <w:ind w:left="100" w:right="100" w:firstLine="0" w:firstLineChars="0"/>
+              <w:rPr>
+                <w:rFonts w:ascii="Times New Roman" w:hAnsi="Helvetica" w:eastAsia="Helvetica" w:cs="Helvetica"/>
+                <w:i w:val="false"/>
+                <w:b w:val="false"/>
+                <w:u w:val="none"/>
+                <w:sz w:val="22"/>
+                <w:szCs w:val="22"/>
+                <w:color w:val="000000"/>
+              </w:rPr>
             </w:pPr>
             <w:r>
               <w:rPr>
@@ -502,7 +591,6 @@
       </w:tr>
       <w:tr>
         <w:trPr>
-          <w:cantSplit/>
           <w:trHeight w:val="360" w:hRule="auto"/>
         </w:trPr>
         body2
@@ -526,15 +614,23 @@
           <w:p>
             <w:pPr>
               <w:jc w:val="left"/>
-              <w:keepNext/>
-              <w:pBdr>
-                <w:bottom w:val="none" w:sz="0" w:space="0" w:color="000000"/>
-                <w:top w:val="none" w:sz="0" w:space="0" w:color="000000"/>
-                <w:left w:val="none" w:sz="0" w:space="0" w:color="000000"/>
-                <w:right w:val="none" w:sz="0" w:space="0" w:color="000000"/>
-              </w:pBdr>
-              <w:spacing w:after="100" w:before="100" w:line="240"/>
-              <w:ind w:firstLine="0" w:left="100" w:right="100"/>
+              <w:pBdr>
+                <w:bottom w:val="none" w:sz="0" w:space="0" w:color="000000"/>
+                <w:top w:val="none" w:sz="0" w:space="0" w:color="000000"/>
+                <w:left w:val="none" w:sz="0" w:space="0" w:color="000000"/>
+                <w:right w:val="none" w:sz="0" w:space="0" w:color="000000"/>
+              </w:pBdr>
+              <w:spacing w:after="100" w:before="100" w:line="240"/>
+              <w:ind w:left="100" w:right="100" w:firstLine="0" w:firstLineChars="0"/>
+              <w:rPr>
+                <w:rFonts w:ascii="Times New Roman" w:hAnsi="Helvetica" w:eastAsia="Helvetica" w:cs="Helvetica"/>
+                <w:i w:val="false"/>
+                <w:b w:val="false"/>
+                <w:u w:val="none"/>
+                <w:sz w:val="22"/>
+                <w:szCs w:val="22"/>
+                <w:color w:val="000000"/>
+              </w:rPr>
             </w:pPr>
             <w:r>
               <w:rPr>
@@ -570,15 +666,23 @@
           <w:p>
             <w:pPr>
               <w:jc w:val="left"/>
-              <w:keepNext/>
-              <w:pBdr>
-                <w:bottom w:val="none" w:sz="0" w:space="0" w:color="000000"/>
-                <w:top w:val="none" w:sz="0" w:space="0" w:color="000000"/>
-                <w:left w:val="none" w:sz="0" w:space="0" w:color="000000"/>
-                <w:right w:val="none" w:sz="0" w:space="0" w:color="000000"/>
-              </w:pBdr>
-              <w:spacing w:after="100" w:before="100" w:line="240"/>
-              <w:ind w:firstLine="0" w:left="100" w:right="100"/>
+              <w:pBdr>
+                <w:bottom w:val="none" w:sz="0" w:space="0" w:color="000000"/>
+                <w:top w:val="none" w:sz="0" w:space="0" w:color="000000"/>
+                <w:left w:val="none" w:sz="0" w:space="0" w:color="000000"/>
+                <w:right w:val="none" w:sz="0" w:space="0" w:color="000000"/>
+              </w:pBdr>
+              <w:spacing w:after="100" w:before="100" w:line="240"/>
+              <w:ind w:left="100" w:right="100" w:firstLine="0" w:firstLineChars="0"/>
+              <w:rPr>
+                <w:rFonts w:ascii="Times New Roman" w:hAnsi="Helvetica" w:eastAsia="Helvetica" w:cs="Helvetica"/>
+                <w:i w:val="false"/>
+                <w:b w:val="false"/>
+                <w:u w:val="none"/>
+                <w:sz w:val="22"/>
+                <w:szCs w:val="22"/>
+                <w:color w:val="000000"/>
+              </w:rPr>
             </w:pPr>
             <w:r>
               <w:rPr>
@@ -638,15 +742,23 @@
           <w:p>
             <w:pPr>
               <w:jc w:val="left"/>
-              <w:keepNext/>
-              <w:pBdr>
-                <w:bottom w:val="none" w:sz="0" w:space="0" w:color="000000"/>
-                <w:top w:val="none" w:sz="0" w:space="0" w:color="000000"/>
-                <w:left w:val="none" w:sz="0" w:space="0" w:color="000000"/>
-                <w:right w:val="none" w:sz="0" w:space="0" w:color="000000"/>
-              </w:pBdr>
-              <w:spacing w:after="100" w:before="100" w:line="240"/>
-              <w:ind w:firstLine="0" w:left="100" w:right="100"/>
+              <w:pBdr>
+                <w:bottom w:val="none" w:sz="0" w:space="0" w:color="000000"/>
+                <w:top w:val="none" w:sz="0" w:space="0" w:color="000000"/>
+                <w:left w:val="none" w:sz="0" w:space="0" w:color="000000"/>
+                <w:right w:val="none" w:sz="0" w:space="0" w:color="000000"/>
+              </w:pBdr>
+              <w:spacing w:after="100" w:before="100" w:line="240"/>
+              <w:ind w:left="100" w:right="100" w:firstLine="0" w:firstLineChars="0"/>
+              <w:rPr>
+                <w:rFonts w:ascii="Times New Roman" w:hAnsi="Helvetica" w:eastAsia="Helvetica" w:cs="Helvetica"/>
+                <w:i w:val="false"/>
+                <w:b w:val="false"/>
+                <w:u w:val="none"/>
+                <w:sz w:val="22"/>
+                <w:szCs w:val="22"/>
+                <w:color w:val="000000"/>
+              </w:rPr>
             </w:pPr>
             <w:r>
               <w:rPr>
@@ -682,15 +794,23 @@
           <w:p>
             <w:pPr>
               <w:jc w:val="left"/>
-              <w:keepNext/>
-              <w:pBdr>
-                <w:bottom w:val="none" w:sz="0" w:space="0" w:color="000000"/>
-                <w:top w:val="none" w:sz="0" w:space="0" w:color="000000"/>
-                <w:left w:val="none" w:sz="0" w:space="0" w:color="000000"/>
-                <w:right w:val="none" w:sz="0" w:space="0" w:color="000000"/>
-              </w:pBdr>
-              <w:spacing w:after="100" w:before="100" w:line="240"/>
-              <w:ind w:firstLine="0" w:left="100" w:right="100"/>
+              <w:pBdr>
+                <w:bottom w:val="none" w:sz="0" w:space="0" w:color="000000"/>
+                <w:top w:val="none" w:sz="0" w:space="0" w:color="000000"/>
+                <w:left w:val="none" w:sz="0" w:space="0" w:color="000000"/>
+                <w:right w:val="none" w:sz="0" w:space="0" w:color="000000"/>
+              </w:pBdr>
+              <w:spacing w:after="100" w:before="100" w:line="240"/>
+              <w:ind w:left="100" w:right="100" w:firstLine="0" w:firstLineChars="0"/>
+              <w:rPr>
+                <w:rFonts w:ascii="Times New Roman" w:hAnsi="Helvetica" w:eastAsia="Helvetica" w:cs="Helvetica"/>
+                <w:i w:val="false"/>
+                <w:b w:val="false"/>
+                <w:u w:val="none"/>
+                <w:sz w:val="22"/>
+                <w:szCs w:val="22"/>
+                <w:color w:val="000000"/>
+              </w:rPr>
             </w:pPr>
             <w:r>
               <w:rPr>
@@ -726,15 +846,23 @@
           <w:p>
             <w:pPr>
               <w:jc w:val="left"/>
-              <w:keepNext/>
-              <w:pBdr>
-                <w:bottom w:val="none" w:sz="0" w:space="0" w:color="000000"/>
-                <w:top w:val="none" w:sz="0" w:space="0" w:color="000000"/>
-                <w:left w:val="none" w:sz="0" w:space="0" w:color="000000"/>
-                <w:right w:val="none" w:sz="0" w:space="0" w:color="000000"/>
-              </w:pBdr>
-              <w:spacing w:after="100" w:before="100" w:line="240"/>
-              <w:ind w:firstLine="0" w:left="100" w:right="100"/>
+              <w:pBdr>
+                <w:bottom w:val="none" w:sz="0" w:space="0" w:color="000000"/>
+                <w:top w:val="none" w:sz="0" w:space="0" w:color="000000"/>
+                <w:left w:val="none" w:sz="0" w:space="0" w:color="000000"/>
+                <w:right w:val="none" w:sz="0" w:space="0" w:color="000000"/>
+              </w:pBdr>
+              <w:spacing w:after="100" w:before="100" w:line="240"/>
+              <w:ind w:left="100" w:right="100" w:firstLine="0" w:firstLineChars="0"/>
+              <w:rPr>
+                <w:rFonts w:ascii="Times New Roman" w:hAnsi="Helvetica" w:eastAsia="Helvetica" w:cs="Helvetica"/>
+                <w:i w:val="false"/>
+                <w:b w:val="false"/>
+                <w:u w:val="none"/>
+                <w:sz w:val="22"/>
+                <w:szCs w:val="22"/>
+                <w:color w:val="000000"/>
+              </w:rPr>
             </w:pPr>
             <w:r>
               <w:rPr>
@@ -753,7 +881,6 @@
       </w:tr>
       <w:tr>
         <w:trPr>
-          <w:cantSplit/>
           <w:trHeight w:val="360" w:hRule="auto"/>
         </w:trPr>
         body3
@@ -777,15 +904,23 @@
           <w:p>
             <w:pPr>
               <w:jc w:val="left"/>
-              <w:keepNext/>
-              <w:pBdr>
-                <w:bottom w:val="none" w:sz="0" w:space="0" w:color="000000"/>
-                <w:top w:val="none" w:sz="0" w:space="0" w:color="000000"/>
-                <w:left w:val="none" w:sz="0" w:space="0" w:color="000000"/>
-                <w:right w:val="none" w:sz="0" w:space="0" w:color="000000"/>
-              </w:pBdr>
-              <w:spacing w:after="100" w:before="100" w:line="240"/>
-              <w:ind w:firstLine="0" w:left="100" w:right="100"/>
+              <w:pBdr>
+                <w:bottom w:val="none" w:sz="0" w:space="0" w:color="000000"/>
+                <w:top w:val="none" w:sz="0" w:space="0" w:color="000000"/>
+                <w:left w:val="none" w:sz="0" w:space="0" w:color="000000"/>
+                <w:right w:val="none" w:sz="0" w:space="0" w:color="000000"/>
+              </w:pBdr>
+              <w:spacing w:after="100" w:before="100" w:line="240"/>
+              <w:ind w:left="100" w:right="100" w:firstLine="0" w:firstLineChars="0"/>
+              <w:rPr>
+                <w:rFonts w:ascii="Times New Roman" w:hAnsi="Helvetica" w:eastAsia="Helvetica" w:cs="Helvetica"/>
+                <w:i w:val="false"/>
+                <w:b w:val="false"/>
+                <w:u w:val="none"/>
+                <w:sz w:val="22"/>
+                <w:szCs w:val="22"/>
+                <w:color w:val="000000"/>
+              </w:rPr>
             </w:pPr>
             <w:r>
               <w:rPr>
@@ -821,15 +956,23 @@
           <w:p>
             <w:pPr>
               <w:jc w:val="left"/>
-              <w:keepNext/>
-              <w:pBdr>
-                <w:bottom w:val="none" w:sz="0" w:space="0" w:color="000000"/>
-                <w:top w:val="none" w:sz="0" w:space="0" w:color="000000"/>
-                <w:left w:val="none" w:sz="0" w:space="0" w:color="000000"/>
-                <w:right w:val="none" w:sz="0" w:space="0" w:color="000000"/>
-              </w:pBdr>
-              <w:spacing w:after="100" w:before="100" w:line="240"/>
-              <w:ind w:firstLine="0" w:left="100" w:right="100"/>
+              <w:pBdr>
+                <w:bottom w:val="none" w:sz="0" w:space="0" w:color="000000"/>
+                <w:top w:val="none" w:sz="0" w:space="0" w:color="000000"/>
+                <w:left w:val="none" w:sz="0" w:space="0" w:color="000000"/>
+                <w:right w:val="none" w:sz="0" w:space="0" w:color="000000"/>
+              </w:pBdr>
+              <w:spacing w:after="100" w:before="100" w:line="240"/>
+              <w:ind w:left="100" w:right="100" w:firstLine="0" w:firstLineChars="0"/>
+              <w:rPr>
+                <w:rFonts w:ascii="Times New Roman" w:hAnsi="Helvetica" w:eastAsia="Helvetica" w:cs="Helvetica"/>
+                <w:i w:val="false"/>
+                <w:b w:val="false"/>
+                <w:u w:val="none"/>
+                <w:sz w:val="22"/>
+                <w:szCs w:val="22"/>
+                <w:color w:val="000000"/>
+              </w:rPr>
             </w:pPr>
             <w:r>
               <w:rPr>
@@ -889,15 +1032,23 @@
           <w:p>
             <w:pPr>
               <w:jc w:val="left"/>
-              <w:keepNext/>
-              <w:pBdr>
-                <w:bottom w:val="none" w:sz="0" w:space="0" w:color="000000"/>
-                <w:top w:val="none" w:sz="0" w:space="0" w:color="000000"/>
-                <w:left w:val="none" w:sz="0" w:space="0" w:color="000000"/>
-                <w:right w:val="none" w:sz="0" w:space="0" w:color="000000"/>
-              </w:pBdr>
-              <w:spacing w:after="100" w:before="100" w:line="240"/>
-              <w:ind w:firstLine="0" w:left="100" w:right="100"/>
+              <w:pBdr>
+                <w:bottom w:val="none" w:sz="0" w:space="0" w:color="000000"/>
+                <w:top w:val="none" w:sz="0" w:space="0" w:color="000000"/>
+                <w:left w:val="none" w:sz="0" w:space="0" w:color="000000"/>
+                <w:right w:val="none" w:sz="0" w:space="0" w:color="000000"/>
+              </w:pBdr>
+              <w:spacing w:after="100" w:before="100" w:line="240"/>
+              <w:ind w:left="100" w:right="100" w:firstLine="0" w:firstLineChars="0"/>
+              <w:rPr>
+                <w:rFonts w:ascii="Times New Roman" w:hAnsi="Helvetica" w:eastAsia="Helvetica" w:cs="Helvetica"/>
+                <w:i w:val="false"/>
+                <w:b w:val="false"/>
+                <w:u w:val="none"/>
+                <w:sz w:val="22"/>
+                <w:szCs w:val="22"/>
+                <w:color w:val="000000"/>
+              </w:rPr>
             </w:pPr>
             <w:r>
               <w:rPr>
@@ -933,15 +1084,23 @@
           <w:p>
             <w:pPr>
               <w:jc w:val="left"/>
-              <w:keepNext/>
-              <w:pBdr>
-                <w:bottom w:val="none" w:sz="0" w:space="0" w:color="000000"/>
-                <w:top w:val="none" w:sz="0" w:space="0" w:color="000000"/>
-                <w:left w:val="none" w:sz="0" w:space="0" w:color="000000"/>
-                <w:right w:val="none" w:sz="0" w:space="0" w:color="000000"/>
-              </w:pBdr>
-              <w:spacing w:after="100" w:before="100" w:line="240"/>
-              <w:ind w:firstLine="0" w:left="100" w:right="100"/>
+              <w:pBdr>
+                <w:bottom w:val="none" w:sz="0" w:space="0" w:color="000000"/>
+                <w:top w:val="none" w:sz="0" w:space="0" w:color="000000"/>
+                <w:left w:val="none" w:sz="0" w:space="0" w:color="000000"/>
+                <w:right w:val="none" w:sz="0" w:space="0" w:color="000000"/>
+              </w:pBdr>
+              <w:spacing w:after="100" w:before="100" w:line="240"/>
+              <w:ind w:left="100" w:right="100" w:firstLine="0" w:firstLineChars="0"/>
+              <w:rPr>
+                <w:rFonts w:ascii="Times New Roman" w:hAnsi="Helvetica" w:eastAsia="Helvetica" w:cs="Helvetica"/>
+                <w:i w:val="false"/>
+                <w:b w:val="false"/>
+                <w:u w:val="none"/>
+                <w:sz w:val="22"/>
+                <w:szCs w:val="22"/>
+                <w:color w:val="000000"/>
+              </w:rPr>
             </w:pPr>
             <w:r>
               <w:rPr>
@@ -977,15 +1136,23 @@
           <w:p>
             <w:pPr>
               <w:jc w:val="left"/>
-              <w:keepNext/>
-              <w:pBdr>
-                <w:bottom w:val="none" w:sz="0" w:space="0" w:color="000000"/>
-                <w:top w:val="none" w:sz="0" w:space="0" w:color="000000"/>
-                <w:left w:val="none" w:sz="0" w:space="0" w:color="000000"/>
-                <w:right w:val="none" w:sz="0" w:space="0" w:color="000000"/>
-              </w:pBdr>
-              <w:spacing w:after="100" w:before="100" w:line="240"/>
-              <w:ind w:firstLine="0" w:left="100" w:right="100"/>
+              <w:pBdr>
+                <w:bottom w:val="none" w:sz="0" w:space="0" w:color="000000"/>
+                <w:top w:val="none" w:sz="0" w:space="0" w:color="000000"/>
+                <w:left w:val="none" w:sz="0" w:space="0" w:color="000000"/>
+                <w:right w:val="none" w:sz="0" w:space="0" w:color="000000"/>
+              </w:pBdr>
+              <w:spacing w:after="100" w:before="100" w:line="240"/>
+              <w:ind w:left="100" w:right="100" w:firstLine="0" w:firstLineChars="0"/>
+              <w:rPr>
+                <w:rFonts w:ascii="Times New Roman" w:hAnsi="Helvetica" w:eastAsia="Helvetica" w:cs="Helvetica"/>
+                <w:i w:val="false"/>
+                <w:b w:val="false"/>
+                <w:u w:val="none"/>
+                <w:sz w:val="22"/>
+                <w:szCs w:val="22"/>
+                <w:color w:val="000000"/>
+              </w:rPr>
             </w:pPr>
             <w:r>
               <w:rPr>
@@ -1004,7 +1171,6 @@
       </w:tr>
       <w:tr>
         <w:trPr>
-          <w:cantSplit/>
           <w:trHeight w:val="360" w:hRule="auto"/>
         </w:trPr>
         body4
@@ -1028,15 +1194,23 @@
           <w:p>
             <w:pPr>
               <w:jc w:val="left"/>
-              <w:keepNext/>
-              <w:pBdr>
-                <w:bottom w:val="none" w:sz="0" w:space="0" w:color="000000"/>
-                <w:top w:val="none" w:sz="0" w:space="0" w:color="000000"/>
-                <w:left w:val="none" w:sz="0" w:space="0" w:color="000000"/>
-                <w:right w:val="none" w:sz="0" w:space="0" w:color="000000"/>
-              </w:pBdr>
-              <w:spacing w:after="100" w:before="100" w:line="240"/>
-              <w:ind w:firstLine="0" w:left="100" w:right="100"/>
+              <w:pBdr>
+                <w:bottom w:val="none" w:sz="0" w:space="0" w:color="000000"/>
+                <w:top w:val="none" w:sz="0" w:space="0" w:color="000000"/>
+                <w:left w:val="none" w:sz="0" w:space="0" w:color="000000"/>
+                <w:right w:val="none" w:sz="0" w:space="0" w:color="000000"/>
+              </w:pBdr>
+              <w:spacing w:after="100" w:before="100" w:line="240"/>
+              <w:ind w:left="100" w:right="100" w:firstLine="0" w:firstLineChars="0"/>
+              <w:rPr>
+                <w:rFonts w:ascii="Times New Roman" w:hAnsi="Helvetica" w:eastAsia="Helvetica" w:cs="Helvetica"/>
+                <w:i w:val="false"/>
+                <w:b w:val="false"/>
+                <w:u w:val="none"/>
+                <w:sz w:val="22"/>
+                <w:szCs w:val="22"/>
+                <w:color w:val="000000"/>
+              </w:rPr>
             </w:pPr>
             <w:r>
               <w:rPr>
@@ -1072,15 +1246,23 @@
           <w:p>
             <w:pPr>
               <w:jc w:val="left"/>
-              <w:keepNext/>
-              <w:pBdr>
-                <w:bottom w:val="none" w:sz="0" w:space="0" w:color="000000"/>
-                <w:top w:val="none" w:sz="0" w:space="0" w:color="000000"/>
-                <w:left w:val="none" w:sz="0" w:space="0" w:color="000000"/>
-                <w:right w:val="none" w:sz="0" w:space="0" w:color="000000"/>
-              </w:pBdr>
-              <w:spacing w:after="100" w:before="100" w:line="240"/>
-              <w:ind w:firstLine="0" w:left="100" w:right="100"/>
+              <w:pBdr>
+                <w:bottom w:val="none" w:sz="0" w:space="0" w:color="000000"/>
+                <w:top w:val="none" w:sz="0" w:space="0" w:color="000000"/>
+                <w:left w:val="none" w:sz="0" w:space="0" w:color="000000"/>
+                <w:right w:val="none" w:sz="0" w:space="0" w:color="000000"/>
+              </w:pBdr>
+              <w:spacing w:after="100" w:before="100" w:line="240"/>
+              <w:ind w:left="100" w:right="100" w:firstLine="0" w:firstLineChars="0"/>
+              <w:rPr>
+                <w:rFonts w:ascii="Times New Roman" w:hAnsi="Helvetica" w:eastAsia="Helvetica" w:cs="Helvetica"/>
+                <w:i w:val="false"/>
+                <w:b w:val="false"/>
+                <w:u w:val="none"/>
+                <w:sz w:val="22"/>
+                <w:szCs w:val="22"/>
+                <w:color w:val="000000"/>
+              </w:rPr>
             </w:pPr>
             <w:r>
               <w:rPr>
@@ -1140,15 +1322,23 @@
           <w:p>
             <w:pPr>
               <w:jc w:val="left"/>
-              <w:keepNext/>
-              <w:pBdr>
-                <w:bottom w:val="none" w:sz="0" w:space="0" w:color="000000"/>
-                <w:top w:val="none" w:sz="0" w:space="0" w:color="000000"/>
-                <w:left w:val="none" w:sz="0" w:space="0" w:color="000000"/>
-                <w:right w:val="none" w:sz="0" w:space="0" w:color="000000"/>
-              </w:pBdr>
-              <w:spacing w:after="100" w:before="100" w:line="240"/>
-              <w:ind w:firstLine="0" w:left="100" w:right="100"/>
+              <w:pBdr>
+                <w:bottom w:val="none" w:sz="0" w:space="0" w:color="000000"/>
+                <w:top w:val="none" w:sz="0" w:space="0" w:color="000000"/>
+                <w:left w:val="none" w:sz="0" w:space="0" w:color="000000"/>
+                <w:right w:val="none" w:sz="0" w:space="0" w:color="000000"/>
+              </w:pBdr>
+              <w:spacing w:after="100" w:before="100" w:line="240"/>
+              <w:ind w:left="100" w:right="100" w:firstLine="0" w:firstLineChars="0"/>
+              <w:rPr>
+                <w:rFonts w:ascii="Times New Roman" w:hAnsi="Helvetica" w:eastAsia="Helvetica" w:cs="Helvetica"/>
+                <w:i w:val="false"/>
+                <w:b w:val="false"/>
+                <w:u w:val="none"/>
+                <w:sz w:val="22"/>
+                <w:szCs w:val="22"/>
+                <w:color w:val="000000"/>
+              </w:rPr>
             </w:pPr>
             <w:r>
               <w:rPr>
@@ -1184,15 +1374,23 @@
           <w:p>
             <w:pPr>
               <w:jc w:val="left"/>
-              <w:keepNext/>
-              <w:pBdr>
-                <w:bottom w:val="none" w:sz="0" w:space="0" w:color="000000"/>
-                <w:top w:val="none" w:sz="0" w:space="0" w:color="000000"/>
-                <w:left w:val="none" w:sz="0" w:space="0" w:color="000000"/>
-                <w:right w:val="none" w:sz="0" w:space="0" w:color="000000"/>
-              </w:pBdr>
-              <w:spacing w:after="100" w:before="100" w:line="240"/>
-              <w:ind w:firstLine="0" w:left="100" w:right="100"/>
+              <w:pBdr>
+                <w:bottom w:val="none" w:sz="0" w:space="0" w:color="000000"/>
+                <w:top w:val="none" w:sz="0" w:space="0" w:color="000000"/>
+                <w:left w:val="none" w:sz="0" w:space="0" w:color="000000"/>
+                <w:right w:val="none" w:sz="0" w:space="0" w:color="000000"/>
+              </w:pBdr>
+              <w:spacing w:after="100" w:before="100" w:line="240"/>
+              <w:ind w:left="100" w:right="100" w:firstLine="0" w:firstLineChars="0"/>
+              <w:rPr>
+                <w:rFonts w:ascii="Times New Roman" w:hAnsi="Helvetica" w:eastAsia="Helvetica" w:cs="Helvetica"/>
+                <w:i w:val="false"/>
+                <w:b w:val="false"/>
+                <w:u w:val="none"/>
+                <w:sz w:val="22"/>
+                <w:szCs w:val="22"/>
+                <w:color w:val="000000"/>
+              </w:rPr>
             </w:pPr>
             <w:r>
               <w:rPr>
@@ -1228,15 +1426,23 @@
           <w:p>
             <w:pPr>
               <w:jc w:val="left"/>
-              <w:keepNext/>
-              <w:pBdr>
-                <w:bottom w:val="none" w:sz="0" w:space="0" w:color="000000"/>
-                <w:top w:val="none" w:sz="0" w:space="0" w:color="000000"/>
-                <w:left w:val="none" w:sz="0" w:space="0" w:color="000000"/>
-                <w:right w:val="none" w:sz="0" w:space="0" w:color="000000"/>
-              </w:pBdr>
-              <w:spacing w:after="100" w:before="100" w:line="240"/>
-              <w:ind w:firstLine="0" w:left="100" w:right="100"/>
+              <w:pBdr>
+                <w:bottom w:val="none" w:sz="0" w:space="0" w:color="000000"/>
+                <w:top w:val="none" w:sz="0" w:space="0" w:color="000000"/>
+                <w:left w:val="none" w:sz="0" w:space="0" w:color="000000"/>
+                <w:right w:val="none" w:sz="0" w:space="0" w:color="000000"/>
+              </w:pBdr>
+              <w:spacing w:after="100" w:before="100" w:line="240"/>
+              <w:ind w:left="100" w:right="100" w:firstLine="0" w:firstLineChars="0"/>
+              <w:rPr>
+                <w:rFonts w:ascii="Times New Roman" w:hAnsi="Helvetica" w:eastAsia="Helvetica" w:cs="Helvetica"/>
+                <w:i w:val="false"/>
+                <w:b w:val="false"/>
+                <w:u w:val="none"/>
+                <w:sz w:val="22"/>
+                <w:szCs w:val="22"/>
+                <w:color w:val="000000"/>
+              </w:rPr>
             </w:pPr>
             <w:r>
               <w:rPr>
@@ -1255,14 +1461,13 @@
       </w:tr>
       <w:tr>
         <w:trPr>
-          <w:cantSplit/>
           <w:trHeight w:val="360" w:hRule="auto"/>
         </w:trPr>
         body5
         <w:tc>
           <w:tcPr>
             <w:tcBorders>
-              <w:bottom w:val="single" w:sz="16" w:space="0" w:color="666666"/>
+              <w:bottom w:val="single" w:sz="12" w:space="0" w:color="666666"/>
               <w:top w:val="none" w:sz="0" w:space="0" w:color="000000"/>
               <w:left w:val="none" w:sz="0" w:space="0" w:color="000000"/>
               <w:right w:val="none" w:sz="0" w:space="0" w:color="000000"/>
@@ -1279,15 +1484,23 @@
           <w:p>
             <w:pPr>
               <w:jc w:val="left"/>
-              <w:keepNext/>
-              <w:pBdr>
-                <w:bottom w:val="none" w:sz="0" w:space="0" w:color="000000"/>
-                <w:top w:val="none" w:sz="0" w:space="0" w:color="000000"/>
-                <w:left w:val="none" w:sz="0" w:space="0" w:color="000000"/>
-                <w:right w:val="none" w:sz="0" w:space="0" w:color="000000"/>
-              </w:pBdr>
-              <w:spacing w:after="100" w:before="100" w:line="240"/>
-              <w:ind w:firstLine="0" w:left="100" w:right="100"/>
+              <w:pBdr>
+                <w:bottom w:val="none" w:sz="0" w:space="0" w:color="000000"/>
+                <w:top w:val="none" w:sz="0" w:space="0" w:color="000000"/>
+                <w:left w:val="none" w:sz="0" w:space="0" w:color="000000"/>
+                <w:right w:val="none" w:sz="0" w:space="0" w:color="000000"/>
+              </w:pBdr>
+              <w:spacing w:after="100" w:before="100" w:line="240"/>
+              <w:ind w:left="100" w:right="100" w:firstLine="0" w:firstLineChars="0"/>
+              <w:rPr>
+                <w:rFonts w:ascii="Times New Roman" w:hAnsi="Helvetica" w:eastAsia="Helvetica" w:cs="Helvetica"/>
+                <w:i w:val="false"/>
+                <w:b w:val="false"/>
+                <w:u w:val="none"/>
+                <w:sz w:val="22"/>
+                <w:szCs w:val="22"/>
+                <w:color w:val="000000"/>
+              </w:rPr>
             </w:pPr>
             <w:r>
               <w:rPr>
@@ -1306,7 +1519,7 @@
         <w:tc>
           <w:tcPr>
             <w:tcBorders>
-              <w:bottom w:val="single" w:sz="16" w:space="0" w:color="666666"/>
+              <w:bottom w:val="single" w:sz="12" w:space="0" w:color="666666"/>
               <w:top w:val="none" w:sz="0" w:space="0" w:color="000000"/>
               <w:left w:val="none" w:sz="0" w:space="0" w:color="000000"/>
               <w:right w:val="none" w:sz="0" w:space="0" w:color="000000"/>
@@ -1323,15 +1536,23 @@
           <w:p>
             <w:pPr>
               <w:jc w:val="left"/>
-              <w:keepNext/>
-              <w:pBdr>
-                <w:bottom w:val="none" w:sz="0" w:space="0" w:color="000000"/>
-                <w:top w:val="none" w:sz="0" w:space="0" w:color="000000"/>
-                <w:left w:val="none" w:sz="0" w:space="0" w:color="000000"/>
-                <w:right w:val="none" w:sz="0" w:space="0" w:color="000000"/>
-              </w:pBdr>
-              <w:spacing w:after="100" w:before="100" w:line="240"/>
-              <w:ind w:firstLine="0" w:left="100" w:right="100"/>
+              <w:pBdr>
+                <w:bottom w:val="none" w:sz="0" w:space="0" w:color="000000"/>
+                <w:top w:val="none" w:sz="0" w:space="0" w:color="000000"/>
+                <w:left w:val="none" w:sz="0" w:space="0" w:color="000000"/>
+                <w:right w:val="none" w:sz="0" w:space="0" w:color="000000"/>
+              </w:pBdr>
+              <w:spacing w:after="100" w:before="100" w:line="240"/>
+              <w:ind w:left="100" w:right="100" w:firstLine="0" w:firstLineChars="0"/>
+              <w:rPr>
+                <w:rFonts w:ascii="Times New Roman" w:hAnsi="Helvetica" w:eastAsia="Helvetica" w:cs="Helvetica"/>
+                <w:i w:val="false"/>
+                <w:b w:val="false"/>
+                <w:u w:val="none"/>
+                <w:sz w:val="22"/>
+                <w:szCs w:val="22"/>
+                <w:color w:val="000000"/>
+              </w:rPr>
             </w:pPr>
             <w:r>
               <w:rPr>
@@ -1374,7 +1595,7 @@
         <w:tc>
           <w:tcPr>
             <w:tcBorders>
-              <w:bottom w:val="single" w:sz="16" w:space="0" w:color="666666"/>
+              <w:bottom w:val="single" w:sz="12" w:space="0" w:color="666666"/>
               <w:top w:val="none" w:sz="0" w:space="0" w:color="000000"/>
               <w:left w:val="none" w:sz="0" w:space="0" w:color="000000"/>
               <w:right w:val="none" w:sz="0" w:space="0" w:color="000000"/>
@@ -1391,15 +1612,23 @@
           <w:p>
             <w:pPr>
               <w:jc w:val="left"/>
-              <w:keepNext/>
-              <w:pBdr>
-                <w:bottom w:val="none" w:sz="0" w:space="0" w:color="000000"/>
-                <w:top w:val="none" w:sz="0" w:space="0" w:color="000000"/>
-                <w:left w:val="none" w:sz="0" w:space="0" w:color="000000"/>
-                <w:right w:val="none" w:sz="0" w:space="0" w:color="000000"/>
-              </w:pBdr>
-              <w:spacing w:after="100" w:before="100" w:line="240"/>
-              <w:ind w:firstLine="0" w:left="100" w:right="100"/>
+              <w:pBdr>
+                <w:bottom w:val="none" w:sz="0" w:space="0" w:color="000000"/>
+                <w:top w:val="none" w:sz="0" w:space="0" w:color="000000"/>
+                <w:left w:val="none" w:sz="0" w:space="0" w:color="000000"/>
+                <w:right w:val="none" w:sz="0" w:space="0" w:color="000000"/>
+              </w:pBdr>
+              <w:spacing w:after="100" w:before="100" w:line="240"/>
+              <w:ind w:left="100" w:right="100" w:firstLine="0" w:firstLineChars="0"/>
+              <w:rPr>
+                <w:rFonts w:ascii="Times New Roman" w:hAnsi="Helvetica" w:eastAsia="Helvetica" w:cs="Helvetica"/>
+                <w:i w:val="false"/>
+                <w:b w:val="false"/>
+                <w:u w:val="none"/>
+                <w:sz w:val="22"/>
+                <w:szCs w:val="22"/>
+                <w:color w:val="000000"/>
+              </w:rPr>
             </w:pPr>
             <w:r>
               <w:rPr>
@@ -1418,7 +1647,7 @@
         <w:tc>
           <w:tcPr>
             <w:tcBorders>
-              <w:bottom w:val="single" w:sz="16" w:space="0" w:color="666666"/>
+              <w:bottom w:val="single" w:sz="12" w:space="0" w:color="666666"/>
               <w:top w:val="none" w:sz="0" w:space="0" w:color="000000"/>
               <w:left w:val="none" w:sz="0" w:space="0" w:color="000000"/>
               <w:right w:val="none" w:sz="0" w:space="0" w:color="000000"/>
@@ -1435,15 +1664,23 @@
           <w:p>
             <w:pPr>
               <w:jc w:val="left"/>
-              <w:keepNext/>
-              <w:pBdr>
-                <w:bottom w:val="none" w:sz="0" w:space="0" w:color="000000"/>
-                <w:top w:val="none" w:sz="0" w:space="0" w:color="000000"/>
-                <w:left w:val="none" w:sz="0" w:space="0" w:color="000000"/>
-                <w:right w:val="none" w:sz="0" w:space="0" w:color="000000"/>
-              </w:pBdr>
-              <w:spacing w:after="100" w:before="100" w:line="240"/>
-              <w:ind w:firstLine="0" w:left="100" w:right="100"/>
+              <w:pBdr>
+                <w:bottom w:val="none" w:sz="0" w:space="0" w:color="000000"/>
+                <w:top w:val="none" w:sz="0" w:space="0" w:color="000000"/>
+                <w:left w:val="none" w:sz="0" w:space="0" w:color="000000"/>
+                <w:right w:val="none" w:sz="0" w:space="0" w:color="000000"/>
+              </w:pBdr>
+              <w:spacing w:after="100" w:before="100" w:line="240"/>
+              <w:ind w:left="100" w:right="100" w:firstLine="0" w:firstLineChars="0"/>
+              <w:rPr>
+                <w:rFonts w:ascii="Times New Roman" w:hAnsi="Helvetica" w:eastAsia="Helvetica" w:cs="Helvetica"/>
+                <w:i w:val="false"/>
+                <w:b w:val="false"/>
+                <w:u w:val="none"/>
+                <w:sz w:val="22"/>
+                <w:szCs w:val="22"/>
+                <w:color w:val="000000"/>
+              </w:rPr>
             </w:pPr>
             <w:r>
               <w:rPr>
@@ -1462,7 +1699,7 @@
         <w:tc>
           <w:tcPr>
             <w:tcBorders>
-              <w:bottom w:val="single" w:sz="16" w:space="0" w:color="666666"/>
+              <w:bottom w:val="single" w:sz="12" w:space="0" w:color="666666"/>
               <w:top w:val="none" w:sz="0" w:space="0" w:color="000000"/>
               <w:left w:val="none" w:sz="0" w:space="0" w:color="000000"/>
               <w:right w:val="none" w:sz="0" w:space="0" w:color="000000"/>
@@ -1479,15 +1716,23 @@
           <w:p>
             <w:pPr>
               <w:jc w:val="left"/>
-              <w:keepNext/>
-              <w:pBdr>
-                <w:bottom w:val="none" w:sz="0" w:space="0" w:color="000000"/>
-                <w:top w:val="none" w:sz="0" w:space="0" w:color="000000"/>
-                <w:left w:val="none" w:sz="0" w:space="0" w:color="000000"/>
-                <w:right w:val="none" w:sz="0" w:space="0" w:color="000000"/>
-              </w:pBdr>
-              <w:spacing w:after="100" w:before="100" w:line="240"/>
-              <w:ind w:firstLine="0" w:left="100" w:right="100"/>
+              <w:pBdr>
+                <w:bottom w:val="none" w:sz="0" w:space="0" w:color="000000"/>
+                <w:top w:val="none" w:sz="0" w:space="0" w:color="000000"/>
+                <w:left w:val="none" w:sz="0" w:space="0" w:color="000000"/>
+                <w:right w:val="none" w:sz="0" w:space="0" w:color="000000"/>
+              </w:pBdr>
+              <w:spacing w:after="100" w:before="100" w:line="240"/>
+              <w:ind w:left="100" w:right="100" w:firstLine="0" w:firstLineChars="0"/>
+              <w:rPr>
+                <w:rFonts w:ascii="Times New Roman" w:hAnsi="Helvetica" w:eastAsia="Helvetica" w:cs="Helvetica"/>
+                <w:i w:val="false"/>
+                <w:b w:val="false"/>
+                <w:u w:val="none"/>
+                <w:sz w:val="22"/>
+                <w:szCs w:val="22"/>
+                <w:color w:val="000000"/>
+              </w:rPr>
             </w:pPr>
             <w:r>
               <w:rPr>
@@ -1513,6 +1758,11 @@
     </w:sectPr>
   </w:body>
 </w:document>
+</file>
+
+<file path=word/comments.xml><?xml version="1.0" encoding="utf-8"?>
+<w:comments xmlns:wpc="http://schemas.microsoft.com/office/word/2010/wordprocessingCanvas" xmlns:mo="http://schemas.microsoft.com/office/mac/office/2008/main" xmlns:mc="http://schemas.openxmlformats.org/markup-compatibility/2006" xmlns:mv="urn:schemas-microsoft-com:mac:vml" xmlns:o="urn:schemas-microsoft-com:office:office" xmlns:r="http://schemas.openxmlformats.org/officeDocument/2006/relationships" xmlns:m="http://schemas.openxmlformats.org/officeDocument/2006/math" xmlns:v="urn:schemas-microsoft-com:vml" xmlns:wp14="http://schemas.microsoft.com/office/word/2010/wordprocessingDrawing" xmlns:wp="http://schemas.openxmlformats.org/drawingml/2006/wordprocessingDrawing" xmlns:w10="urn:schemas-microsoft-com:office:word" xmlns:w="http://schemas.openxmlformats.org/wordprocessingml/2006/main" xmlns:w14="http://schemas.microsoft.com/office/word/2010/wordml" xmlns:wpg="http://schemas.microsoft.com/office/word/2010/wordprocessingGroup" xmlns:wpi="http://schemas.microsoft.com/office/word/2010/wordprocessingInk" xmlns:wne="http://schemas.microsoft.com/office/word/2006/wordml" xmlns:wps="http://schemas.microsoft.com/office/word/2010/wordprocessingShape" mc:Ignorable="w14 wp14">
+</w:comments>
 </file>
 
 <file path=word/footnotes.xml><?xml version="1.0" encoding="utf-8"?>
